--- a/Fiche_Taha_Yassine_2026-2027.docx
+++ b/Fiche_Taha_Yassine_2026-2027.docx
@@ -8321,7 +8321,7 @@
                 <w:sz w:val="19"/>
                 <w:szCs w:val="19"/>
               </w:rPr>
-              <w:t xml:space="preserve">7 cours   ·   4 h   ·   26 élèves</w:t>
+              <w:t xml:space="preserve">6 cours   ·   4 h   ·   22 élèves</w:t>
             </w:r>
           </w:p>
         </w:tc>
@@ -8474,7 +8474,7 @@
                 <w:sz w:val="16"/>
                 <w:szCs w:val="16"/>
               </w:rPr>
-              <w:t xml:space="preserve">   2012 · 14.2</w:t>
+              <w:t xml:space="preserve">   2012 · 14.3</w:t>
             </w:r>
           </w:p>
         </w:tc>
@@ -8833,314 +8833,6 @@
                 <w:szCs w:val="16"/>
               </w:rPr>
               <w:t xml:space="preserve">   1985 · 41.4</w:t>
-            </w:r>
-          </w:p>
-        </w:tc>
-      </w:tr>
-    </w:tbl>
-    <w:p>
-      <w:pPr>
-        <w:spacing w:after="190" w:before="0" w:line="250"/>
-      </w:pPr>
-      <w:r>
-        <w:rPr>
-          <w:rFonts w:ascii="Calibri" w:cs="Calibri" w:eastAsia="Calibri" w:hAnsi="Calibri"/>
-          <w:color w:val="2E2E2E"/>
-          <w:sz w:val="10"/>
-          <w:szCs w:val="10"/>
-        </w:rPr>
-        <w:t xml:space="preserve"/>
-      </w:r>
-    </w:p>
-    <w:tbl>
-      <w:tblPr>
-        <w:tblW w:type="dxa" w:w="9637"/>
-        <w:tblBorders>
-          <w:top w:val="none" w:color="FFFFFF" w:sz="0"/>
-          <w:left w:val="none" w:color="FFFFFF" w:sz="0"/>
-          <w:bottom w:val="none" w:color="FFFFFF" w:sz="0"/>
-          <w:right w:val="none" w:color="FFFFFF" w:sz="0"/>
-          <w:insideH w:val="none" w:color="FFFFFF" w:sz="0"/>
-          <w:insideV w:val="none" w:color="FFFFFF" w:sz="0"/>
-        </w:tblBorders>
-      </w:tblPr>
-      <w:tblGrid>
-        <w:gridCol w:w="9637"/>
-      </w:tblGrid>
-      <w:tr>
-        <w:tc>
-          <w:tcPr>
-            <w:tcW w:type="dxa" w:w="9637"/>
-            <w:shd w:fill="8A9E28" w:color="auto" w:val="clear"/>
-            <w:tcMar>
-              <w:top w:type="dxa" w:w="85"/>
-              <w:left w:type="dxa" w:w="170"/>
-              <w:bottom w:type="dxa" w:w="85"/>
-              <w:right w:type="dxa" w:w="170"/>
-            </w:tcMar>
-            <w:vAlign w:val="center"/>
-          </w:tcPr>
-          <w:p>
-            <w:pPr>
-              <w:spacing w:after="0" w:before="0" w:line="250"/>
-            </w:pPr>
-            <w:r>
-              <w:rPr>
-                <w:rFonts w:ascii="Calibri" w:cs="Calibri" w:eastAsia="Calibri" w:hAnsi="Calibri"/>
-                <w:b/>
-                <w:bCs/>
-                <w:color w:val="FFFFFF"/>
-                <w:sz w:val="22"/>
-                <w:szCs w:val="22"/>
-              </w:rPr>
-              <w:t xml:space="preserve">13:30 – 15:00</w:t>
-            </w:r>
-            <w:r>
-              <w:rPr>
-                <w:rFonts w:ascii="Calibri" w:cs="Calibri" w:eastAsia="Calibri" w:hAnsi="Calibri"/>
-                <w:color w:val="FFFFFF"/>
-                <w:sz w:val="19"/>
-                <w:szCs w:val="19"/>
-              </w:rPr>
-              <w:t xml:space="preserve">      Terrain 4</w:t>
-            </w:r>
-            <w:r>
-              <w:rPr>
-                <w:rFonts w:ascii="Calibri" w:cs="Calibri" w:eastAsia="Calibri" w:hAnsi="Calibri"/>
-                <w:b/>
-                <w:bCs/>
-                <w:color w:val="FFFFFF"/>
-                <w:sz w:val="22"/>
-                <w:szCs w:val="22"/>
-              </w:rPr>
-              <w:t xml:space="preserve">      Rassemblement balles vertes</w:t>
-            </w:r>
-          </w:p>
-        </w:tc>
-      </w:tr>
-    </w:tbl>
-    <w:tbl>
-      <w:tblPr>
-        <w:tblW w:type="dxa" w:w="9637"/>
-        <w:tblBorders>
-          <w:top w:val="none" w:color="FFFFFF" w:sz="0"/>
-          <w:left w:val="none" w:color="FFFFFF" w:sz="0"/>
-          <w:bottom w:val="none" w:color="FFFFFF" w:sz="0"/>
-          <w:right w:val="none" w:color="FFFFFF" w:sz="0"/>
-          <w:insideH w:val="none" w:color="FFFFFF" w:sz="0"/>
-          <w:insideV w:val="none" w:color="FFFFFF" w:sz="0"/>
-        </w:tblBorders>
-      </w:tblPr>
-      <w:tblGrid>
-        <w:gridCol w:w="4818"/>
-        <w:gridCol w:w="4818"/>
-      </w:tblGrid>
-      <w:tr>
-        <w:trPr>
-          <w:trHeight w:val="317" w:hRule="atLeast"/>
-        </w:trPr>
-        <w:tc>
-          <w:tcPr>
-            <w:tcW w:type="dxa" w:w="4818"/>
-            <w:tcBorders>
-              <w:top w:val="none" w:color="FFFFFF" w:sz="0"/>
-              <w:left w:val="none" w:color="FFFFFF" w:sz="0"/>
-              <w:bottom w:val="none" w:color="FFFFFF" w:sz="0"/>
-              <w:right w:val="none" w:color="FFFFFF" w:sz="0"/>
-            </w:tcBorders>
-            <w:tcMar>
-              <w:top w:type="dxa" w:w="34"/>
-              <w:left w:type="dxa" w:w="226"/>
-              <w:bottom w:type="dxa" w:w="34"/>
-              <w:right w:type="dxa" w:w="113"/>
-            </w:tcMar>
-            <w:vAlign w:val="center"/>
-          </w:tcPr>
-          <w:p>
-            <w:pPr>
-              <w:spacing w:after="0" w:before="0" w:line="220"/>
-            </w:pPr>
-            <w:r>
-              <w:rPr>
-                <w:rFonts w:ascii="Calibri" w:cs="Calibri" w:eastAsia="Calibri" w:hAnsi="Calibri"/>
-                <w:color w:val="AAAAAA"/>
-                <w:sz w:val="17"/>
-                <w:szCs w:val="17"/>
-              </w:rPr>
-              <w:t xml:space="preserve">01.  </w:t>
-            </w:r>
-            <w:r>
-              <w:rPr>
-                <w:rFonts w:ascii="Calibri" w:cs="Calibri" w:eastAsia="Calibri" w:hAnsi="Calibri"/>
-                <w:color w:val="2E2E2E"/>
-                <w:sz w:val="19"/>
-                <w:szCs w:val="19"/>
-              </w:rPr>
-              <w:t xml:space="preserve">FUMIATTI Marco</w:t>
-            </w:r>
-            <w:r>
-              <w:rPr>
-                <w:rFonts w:ascii="Calibri" w:cs="Calibri" w:eastAsia="Calibri" w:hAnsi="Calibri"/>
-                <w:color w:val="6E6E6E"/>
-                <w:sz w:val="16"/>
-                <w:szCs w:val="16"/>
-              </w:rPr>
-              <w:t xml:space="preserve">   2016 · 10</w:t>
-            </w:r>
-          </w:p>
-        </w:tc>
-        <w:tc>
-          <w:tcPr>
-            <w:tcW w:type="dxa" w:w="4818"/>
-            <w:tcBorders>
-              <w:top w:val="none" w:color="FFFFFF" w:sz="0"/>
-              <w:left w:val="none" w:color="FFFFFF" w:sz="0"/>
-              <w:bottom w:val="none" w:color="FFFFFF" w:sz="0"/>
-              <w:right w:val="none" w:color="FFFFFF" w:sz="0"/>
-            </w:tcBorders>
-            <w:tcMar>
-              <w:top w:type="dxa" w:w="34"/>
-              <w:left w:type="dxa" w:w="226"/>
-              <w:bottom w:type="dxa" w:w="34"/>
-              <w:right w:type="dxa" w:w="113"/>
-            </w:tcMar>
-            <w:vAlign w:val="center"/>
-          </w:tcPr>
-          <w:p>
-            <w:pPr>
-              <w:spacing w:after="0" w:before="0" w:line="220"/>
-            </w:pPr>
-            <w:r>
-              <w:rPr>
-                <w:rFonts w:ascii="Calibri" w:cs="Calibri" w:eastAsia="Calibri" w:hAnsi="Calibri"/>
-                <w:color w:val="AAAAAA"/>
-                <w:sz w:val="17"/>
-                <w:szCs w:val="17"/>
-              </w:rPr>
-              <w:t xml:space="preserve">03.  </w:t>
-            </w:r>
-            <w:r>
-              <w:rPr>
-                <w:rFonts w:ascii="Calibri" w:cs="Calibri" w:eastAsia="Calibri" w:hAnsi="Calibri"/>
-                <w:color w:val="2E2E2E"/>
-                <w:sz w:val="19"/>
-                <w:szCs w:val="19"/>
-              </w:rPr>
-              <w:t xml:space="preserve">MOUTON Florentin</w:t>
-            </w:r>
-            <w:r>
-              <w:rPr>
-                <w:rFonts w:ascii="Calibri" w:cs="Calibri" w:eastAsia="Calibri" w:hAnsi="Calibri"/>
-                <w:color w:val="6E6E6E"/>
-                <w:sz w:val="16"/>
-                <w:szCs w:val="16"/>
-              </w:rPr>
-              <w:t xml:space="preserve">   2016 · 10.5</w:t>
-            </w:r>
-          </w:p>
-        </w:tc>
-      </w:tr>
-      <w:tr>
-        <w:trPr>
-          <w:trHeight w:val="317" w:hRule="atLeast"/>
-        </w:trPr>
-        <w:tc>
-          <w:tcPr>
-            <w:tcW w:type="dxa" w:w="4818"/>
-            <w:tcBorders>
-              <w:top w:val="none" w:color="FFFFFF" w:sz="0"/>
-              <w:left w:val="none" w:color="FFFFFF" w:sz="0"/>
-              <w:bottom w:val="none" w:color="FFFFFF" w:sz="0"/>
-              <w:right w:val="none" w:color="FFFFFF" w:sz="0"/>
-            </w:tcBorders>
-            <w:tcMar>
-              <w:top w:type="dxa" w:w="34"/>
-              <w:left w:type="dxa" w:w="226"/>
-              <w:bottom w:type="dxa" w:w="34"/>
-              <w:right w:type="dxa" w:w="113"/>
-            </w:tcMar>
-            <w:vAlign w:val="center"/>
-          </w:tcPr>
-          <w:p>
-            <w:pPr>
-              <w:spacing w:after="0" w:before="0" w:line="220"/>
-            </w:pPr>
-            <w:r>
-              <w:rPr>
-                <w:rFonts w:ascii="Calibri" w:cs="Calibri" w:eastAsia="Calibri" w:hAnsi="Calibri"/>
-                <w:color w:val="AAAAAA"/>
-                <w:sz w:val="17"/>
-                <w:szCs w:val="17"/>
-              </w:rPr>
-              <w:t xml:space="preserve">02.  </w:t>
-            </w:r>
-            <w:r>
-              <w:rPr>
-                <w:rFonts w:ascii="Calibri" w:cs="Calibri" w:eastAsia="Calibri" w:hAnsi="Calibri"/>
-                <w:color w:val="2E2E2E"/>
-                <w:sz w:val="19"/>
-                <w:szCs w:val="19"/>
-              </w:rPr>
-              <w:t xml:space="preserve">LUKACHI Vladimir</w:t>
-            </w:r>
-            <w:r>
-              <w:rPr>
-                <w:rFonts w:ascii="Calibri" w:cs="Calibri" w:eastAsia="Calibri" w:hAnsi="Calibri"/>
-                <w:color w:val="6E6E6E"/>
-                <w:sz w:val="16"/>
-                <w:szCs w:val="16"/>
-              </w:rPr>
-              <w:t xml:space="preserve">   2016 · 10.4</w:t>
-            </w:r>
-          </w:p>
-        </w:tc>
-        <w:tc>
-          <w:tcPr>
-            <w:tcW w:type="dxa" w:w="4818"/>
-            <w:tcBorders>
-              <w:top w:val="none" w:color="FFFFFF" w:sz="0"/>
-              <w:left w:val="none" w:color="FFFFFF" w:sz="0"/>
-              <w:bottom w:val="none" w:color="FFFFFF" w:sz="0"/>
-              <w:right w:val="none" w:color="FFFFFF" w:sz="0"/>
-            </w:tcBorders>
-            <w:tcMar>
-              <w:top w:type="dxa" w:w="34"/>
-              <w:left w:type="dxa" w:w="226"/>
-              <w:bottom w:type="dxa" w:w="34"/>
-              <w:right w:type="dxa" w:w="113"/>
-            </w:tcMar>
-            <w:vAlign w:val="center"/>
-          </w:tcPr>
-          <w:p>
-            <w:pPr>
-              <w:spacing w:after="0" w:before="0" w:line="220"/>
-            </w:pPr>
-            <w:r>
-              <w:rPr>
-                <w:rFonts w:ascii="Calibri" w:cs="Calibri" w:eastAsia="Calibri" w:hAnsi="Calibri"/>
-                <w:color w:val="AAAAAA"/>
-                <w:sz w:val="17"/>
-                <w:szCs w:val="17"/>
-              </w:rPr>
-              <w:t xml:space="preserve">04.  </w:t>
-            </w:r>
-            <w:r>
-              <w:rPr>
-                <w:rFonts w:ascii="Calibri" w:cs="Calibri" w:eastAsia="Calibri" w:hAnsi="Calibri"/>
-                <w:color w:val="2E2E2E"/>
-                <w:sz w:val="19"/>
-                <w:szCs w:val="19"/>
-              </w:rPr>
-              <w:t xml:space="preserve">NOGUÈS Matthis</w:t>
-            </w:r>
-            <w:r>
-              <w:rPr>
-                <w:rFonts w:ascii="Calibri" w:cs="Calibri" w:eastAsia="Calibri" w:hAnsi="Calibri"/>
-                <w:color w:val="6E6E6E"/>
-                <w:sz w:val="16"/>
-                <w:szCs w:val="16"/>
-              </w:rPr>
-              <w:t xml:space="preserve">   2016 · 10</w:t>
             </w:r>
           </w:p>
         </w:tc>
@@ -10460,7 +10152,7 @@
         <w:sz w:val="15"/>
         <w:szCs w:val="15"/>
       </w:rPr>
-      <w:t xml:space="preserve">Taha Yassine  ·  31 cours  ·  34 h par semaine  ·  Saison 2026-2027</w:t>
+      <w:t xml:space="preserve">Taha Yassine  ·  30 cours  ·  34 h par semaine  ·  Saison 2026-2027</w:t>
     </w:r>
   </w:p>
 </w:ftr>

--- a/Fiche_Taha_Yassine_2026-2027.docx
+++ b/Fiche_Taha_Yassine_2026-2027.docx
@@ -517,7 +517,7 @@
                 <w:sz w:val="16"/>
                 <w:szCs w:val="16"/>
               </w:rPr>
-              <w:t xml:space="preserve">   1989 · 37.1</w:t>
+              <w:t xml:space="preserve">   1989 · 37.2</w:t>
             </w:r>
           </w:p>
         </w:tc>
@@ -978,7 +978,7 @@
                 <w:sz w:val="16"/>
                 <w:szCs w:val="16"/>
               </w:rPr>
-              <w:t xml:space="preserve">   2013 · 13.2</w:t>
+              <w:t xml:space="preserve">   2013 · 13.3</w:t>
             </w:r>
           </w:p>
         </w:tc>
@@ -1336,7 +1336,7 @@
                 <w:sz w:val="16"/>
                 <w:szCs w:val="16"/>
               </w:rPr>
-              <w:t xml:space="preserve">   1991 · 35</w:t>
+              <w:t xml:space="preserve">   1991 · 35.1</w:t>
             </w:r>
           </w:p>
         </w:tc>
@@ -2184,7 +2184,7 @@
                 <w:sz w:val="16"/>
                 <w:szCs w:val="16"/>
               </w:rPr>
-              <w:t xml:space="preserve">   2016 · 10.1</w:t>
+              <w:t xml:space="preserve">   2016 · 10.2</w:t>
             </w:r>
           </w:p>
         </w:tc>
@@ -2547,7 +2547,7 @@
                 <w:sz w:val="16"/>
                 <w:szCs w:val="16"/>
               </w:rPr>
-              <w:t xml:space="preserve">   2010 · 16</w:t>
+              <w:t xml:space="preserve">   2010 · 16.1</w:t>
             </w:r>
           </w:p>
         </w:tc>
@@ -2597,7 +2597,7 @@
                 <w:sz w:val="16"/>
                 <w:szCs w:val="16"/>
               </w:rPr>
-              <w:t xml:space="preserve">   2010 · 16.2</w:t>
+              <w:t xml:space="preserve">   2010 · 16.3</w:t>
             </w:r>
           </w:p>
         </w:tc>
@@ -2750,7 +2750,7 @@
                 <w:sz w:val="16"/>
                 <w:szCs w:val="16"/>
               </w:rPr>
-              <w:t xml:space="preserve">   1996 · 30.2</w:t>
+              <w:t xml:space="preserve">   1996 · 30.3</w:t>
             </w:r>
           </w:p>
         </w:tc>
@@ -2800,7 +2800,7 @@
                 <w:sz w:val="16"/>
                 <w:szCs w:val="16"/>
               </w:rPr>
-              <w:t xml:space="preserve">   2010 · 16.2</w:t>
+              <w:t xml:space="preserve">   2010 · 16.3</w:t>
             </w:r>
           </w:p>
         </w:tc>
@@ -2905,7 +2905,7 @@
                 <w:sz w:val="16"/>
                 <w:szCs w:val="16"/>
               </w:rPr>
-              <w:t xml:space="preserve">   2005 · 20.8</w:t>
+              <w:t xml:space="preserve">   2005 · 20.9</w:t>
             </w:r>
           </w:p>
         </w:tc>
@@ -3108,7 +3108,7 @@
                 <w:sz w:val="16"/>
                 <w:szCs w:val="16"/>
               </w:rPr>
-              <w:t xml:space="preserve">   1987 · 39.4</w:t>
+              <w:t xml:space="preserve">   1987 · 39.5</w:t>
             </w:r>
           </w:p>
         </w:tc>

--- a/Fiche_Taha_Yassine_2026-2027.docx
+++ b/Fiche_Taha_Yassine_2026-2027.docx
@@ -3745,7 +3745,7 @@
                 <w:sz w:val="16"/>
                 <w:szCs w:val="16"/>
               </w:rPr>
-              <w:t xml:space="preserve">   2015 · 10.9</w:t>
+              <w:t xml:space="preserve">   2015 · 11</w:t>
             </w:r>
           </w:p>
         </w:tc>
@@ -3800,7 +3800,7 @@
                 <w:sz w:val="16"/>
                 <w:szCs w:val="16"/>
               </w:rPr>
-              <w:t xml:space="preserve">   2016 · 9.8</w:t>
+              <w:t xml:space="preserve">   2016 · 9.9</w:t>
             </w:r>
           </w:p>
         </w:tc>
@@ -4053,7 +4053,7 @@
                 <w:sz w:val="16"/>
                 <w:szCs w:val="16"/>
               </w:rPr>
-              <w:t xml:space="preserve">   2018 · 8.6</w:t>
+              <w:t xml:space="preserve">   2018 · 8.7</w:t>
             </w:r>
           </w:p>
         </w:tc>
@@ -4158,7 +4158,7 @@
                 <w:sz w:val="16"/>
                 <w:szCs w:val="16"/>
               </w:rPr>
-              <w:t xml:space="preserve">   2017 · 9.5</w:t>
+              <w:t xml:space="preserve">   2017 · 9.6</w:t>
             </w:r>
           </w:p>
         </w:tc>
@@ -4724,7 +4724,7 @@
                 <w:sz w:val="16"/>
                 <w:szCs w:val="16"/>
               </w:rPr>
-              <w:t xml:space="preserve">   1992 · 34.1</w:t>
+              <w:t xml:space="preserve">   1992 · 34.2</w:t>
             </w:r>
           </w:p>
         </w:tc>
@@ -4774,7 +4774,7 @@
                 <w:sz w:val="16"/>
                 <w:szCs w:val="16"/>
               </w:rPr>
-              <w:t xml:space="preserve">   1972 · 53.9</w:t>
+              <w:t xml:space="preserve">   1972 · 54</w:t>
             </w:r>
           </w:p>
         </w:tc>
@@ -4977,7 +4977,7 @@
                 <w:sz w:val="16"/>
                 <w:szCs w:val="16"/>
               </w:rPr>
-              <w:t xml:space="preserve">   1980 · 46.3</w:t>
+              <w:t xml:space="preserve">   1980 · 46.4</w:t>
             </w:r>
           </w:p>
         </w:tc>

--- a/Fiche_Taha_Yassine_2026-2027.docx
+++ b/Fiche_Taha_Yassine_2026-2027.docx
@@ -5622,7 +5622,7 @@
                 <w:sz w:val="16"/>
                 <w:szCs w:val="16"/>
               </w:rPr>
-              <w:t xml:space="preserve">   1980 · 46.3</w:t>
+              <w:t xml:space="preserve">   1980 · 46.4</w:t>
             </w:r>
           </w:p>
         </w:tc>

--- a/Fiche_Taha_Yassine_2026-2027.docx
+++ b/Fiche_Taha_Yassine_2026-2027.docx
@@ -6655,7 +6655,7 @@
                 <w:sz w:val="16"/>
                 <w:szCs w:val="16"/>
               </w:rPr>
-              <w:t xml:space="preserve">   1975 · 51.1</w:t>
+              <w:t xml:space="preserve">   1975 · 51.2</w:t>
             </w:r>
           </w:p>
         </w:tc>
@@ -7473,7 +7473,7 @@
                 <w:sz w:val="16"/>
                 <w:szCs w:val="16"/>
               </w:rPr>
-              <w:t xml:space="preserve">   2014 · 12.6</w:t>
+              <w:t xml:space="preserve">   2014 · 12.7</w:t>
             </w:r>
           </w:p>
         </w:tc>
@@ -7731,7 +7731,7 @@
                 <w:sz w:val="16"/>
                 <w:szCs w:val="16"/>
               </w:rPr>
-              <w:t xml:space="preserve">   2011 · 15.4</w:t>
+              <w:t xml:space="preserve">   2011 · 15.5</w:t>
             </w:r>
           </w:p>
         </w:tc>
@@ -8039,7 +8039,7 @@
                 <w:sz w:val="16"/>
                 <w:szCs w:val="16"/>
               </w:rPr>
-              <w:t xml:space="preserve">   1990 · 36.6</w:t>
+              <w:t xml:space="preserve">   1990 · 36.7</w:t>
             </w:r>
           </w:p>
         </w:tc>

--- a/Fiche_Taha_Yassine_2026-2027.docx
+++ b/Fiche_Taha_Yassine_2026-2027.docx
@@ -8677,7 +8677,7 @@
                 <w:sz w:val="16"/>
                 <w:szCs w:val="16"/>
               </w:rPr>
-              <w:t xml:space="preserve">   2010 · 16.3</w:t>
+              <w:t xml:space="preserve">   2010 · 16.4</w:t>
             </w:r>
           </w:p>
         </w:tc>
@@ -8727,7 +8727,7 @@
                 <w:sz w:val="16"/>
                 <w:szCs w:val="16"/>
               </w:rPr>
-              <w:t xml:space="preserve">   1986 · 40.4</w:t>
+              <w:t xml:space="preserve">   1986 · 40.5</w:t>
             </w:r>
           </w:p>
         </w:tc>
@@ -8782,7 +8782,7 @@
                 <w:sz w:val="16"/>
                 <w:szCs w:val="16"/>
               </w:rPr>
-              <w:t xml:space="preserve">   2011 · 15.4</w:t>
+              <w:t xml:space="preserve">   2011 · 15.5</w:t>
             </w:r>
           </w:p>
         </w:tc>
@@ -9706,7 +9706,7 @@
                 <w:sz w:val="16"/>
                 <w:szCs w:val="16"/>
               </w:rPr>
-              <w:t xml:space="preserve">   2011 · 14.8</w:t>
+              <w:t xml:space="preserve">   2011 · 14.9</w:t>
             </w:r>
           </w:p>
         </w:tc>
@@ -9909,7 +9909,7 @@
                 <w:sz w:val="16"/>
                 <w:szCs w:val="16"/>
               </w:rPr>
-              <w:t xml:space="preserve">   2013 · 13.2</w:t>
+              <w:t xml:space="preserve">   2013 · 13.3</w:t>
             </w:r>
           </w:p>
         </w:tc>
@@ -10064,7 +10064,7 @@
                 <w:sz w:val="16"/>
                 <w:szCs w:val="16"/>
               </w:rPr>
-              <w:t xml:space="preserve">   2012 · 14.5</w:t>
+              <w:t xml:space="preserve">   2012 · 14.6</w:t>
             </w:r>
           </w:p>
         </w:tc>
